--- a/Docs/Observaciones-Lab7.docx
+++ b/Docs/Observaciones-Lab7.docx
@@ -9,7 +9,6 @@
         <w:rPr>
           <w:b/>
           <w:bCs/>
-          <w:noProof w:val="0"/>
           <w:lang w:val="es-CO"/>
         </w:rPr>
       </w:pPr>
@@ -17,7 +16,6 @@
         <w:rPr>
           <w:b/>
           <w:bCs/>
-          <w:noProof w:val="0"/>
           <w:lang w:val="es-CO"/>
         </w:rPr>
         <w:t>OBSERVACIONES DE LA PR</w:t>
@@ -26,7 +24,6 @@
         <w:rPr>
           <w:b/>
           <w:bCs/>
-          <w:noProof w:val="0"/>
           <w:lang w:val="es-CO"/>
         </w:rPr>
         <w:t>Á</w:t>
@@ -35,7 +32,6 @@
         <w:rPr>
           <w:b/>
           <w:bCs/>
-          <w:noProof w:val="0"/>
           <w:lang w:val="es-CO"/>
         </w:rPr>
         <w:t>CTICA</w:t>
@@ -46,23 +42,22 @@
         <w:spacing w:after="0"/>
         <w:jc w:val="right"/>
         <w:rPr>
-          <w:noProof w:val="0"/>
-          <w:lang w:val="es-CO"/>
-        </w:rPr>
-      </w:pPr>
-      <w:r>
-        <w:rPr>
-          <w:noProof w:val="0"/>
-          <w:lang w:val="es-CO"/>
-        </w:rPr>
-        <w:t xml:space="preserve">Estudiante </w:t>
-      </w:r>
-      <w:r>
-        <w:rPr>
-          <w:noProof w:val="0"/>
-          <w:lang w:val="es-CO"/>
-        </w:rPr>
-        <w:t>1 Cod XXXX</w:t>
+          <w:lang w:val="es-CO"/>
+        </w:rPr>
+      </w:pPr>
+      <w:r>
+        <w:rPr>
+          <w:b/>
+          <w:bCs/>
+          <w:lang w:val="es-CO"/>
+        </w:rPr>
+        <w:t>Estudiante 1:</w:t>
+      </w:r>
+      <w:r>
+        <w:rPr>
+          <w:lang w:val="es-CO"/>
+        </w:rPr>
+        <w:t xml:space="preserve"> Salomón González Lozada (202611956) - s.gonzalez2@uniandes.edu.co </w:t>
       </w:r>
     </w:p>
     <w:p>
@@ -70,23 +65,22 @@
         <w:spacing w:after="0"/>
         <w:jc w:val="right"/>
         <w:rPr>
-          <w:noProof w:val="0"/>
-          <w:lang w:val="es-CO"/>
-        </w:rPr>
-      </w:pPr>
-      <w:r>
-        <w:rPr>
-          <w:noProof w:val="0"/>
-          <w:lang w:val="es-CO"/>
-        </w:rPr>
-        <w:t xml:space="preserve">Estudiante </w:t>
-      </w:r>
-      <w:r>
-        <w:rPr>
-          <w:noProof w:val="0"/>
-          <w:lang w:val="es-CO"/>
-        </w:rPr>
-        <w:t>2 Cod XXXX</w:t>
+          <w:lang w:val="es-CO"/>
+        </w:rPr>
+      </w:pPr>
+      <w:r>
+        <w:rPr>
+          <w:b/>
+          <w:bCs/>
+          <w:lang w:val="es-CO"/>
+        </w:rPr>
+        <w:t>Estudiante 2:</w:t>
+      </w:r>
+      <w:r>
+        <w:rPr>
+          <w:lang w:val="es-CO"/>
+        </w:rPr>
+        <w:t xml:space="preserve"> Jeronimo Guerrero Maldonado (202610325) - j.guerrero112@uniandes.edu.co </w:t>
       </w:r>
     </w:p>
     <w:p>
@@ -94,39 +88,39 @@
         <w:spacing w:after="0"/>
         <w:jc w:val="right"/>
         <w:rPr>
-          <w:noProof w:val="0"/>
-          <w:lang w:val="es-CO"/>
-        </w:rPr>
-      </w:pPr>
-      <w:r>
-        <w:rPr>
-          <w:noProof w:val="0"/>
-          <w:lang w:val="es-CO"/>
-        </w:rPr>
-        <w:t xml:space="preserve">Estudiante </w:t>
-      </w:r>
-      <w:r>
-        <w:rPr>
-          <w:noProof w:val="0"/>
-          <w:lang w:val="es-CO"/>
-        </w:rPr>
-        <w:t>3</w:t>
-      </w:r>
-      <w:r>
-        <w:rPr>
-          <w:noProof w:val="0"/>
-          <w:lang w:val="es-CO"/>
-        </w:rPr>
-        <w:t xml:space="preserve"> Cod XXXX</w:t>
+          <w:lang w:val="es-CO"/>
+        </w:rPr>
+      </w:pPr>
+      <w:r>
+        <w:rPr>
+          <w:b/>
+          <w:bCs/>
+          <w:lang w:val="es-CO"/>
+        </w:rPr>
+        <w:t>Estudiante 3:</w:t>
+      </w:r>
+      <w:r>
+        <w:rPr>
+          <w:lang w:val="es-CO"/>
+        </w:rPr>
+        <w:t xml:space="preserve"> Alan Guillermo González (202612540) - ag.gonzalez123@uniandes.edu.co </w:t>
       </w:r>
     </w:p>
     <w:p>
       <w:pPr>
+        <w:spacing w:after="0"/>
+        <w:jc w:val="right"/>
+        <w:rPr>
+          <w:lang w:val="es-CO"/>
+        </w:rPr>
+      </w:pPr>
+    </w:p>
+    <w:p>
+      <w:pPr>
         <w:pStyle w:val="Ttulo1"/>
         <w:rPr>
           <w:b/>
           <w:bCs/>
-          <w:noProof w:val="0"/>
           <w:lang w:val="es-CO"/>
         </w:rPr>
       </w:pPr>
@@ -134,7 +128,6 @@
         <w:rPr>
           <w:b/>
           <w:bCs/>
-          <w:noProof w:val="0"/>
           <w:lang w:val="es-CO"/>
         </w:rPr>
         <w:t>Preguntas de análisis</w:t>
@@ -143,7 +136,6 @@
     <w:p>
       <w:pPr>
         <w:rPr>
-          <w:noProof w:val="0"/>
           <w:lang w:val="es-CO"/>
         </w:rPr>
       </w:pPr>
@@ -172,9 +164,7 @@
     </w:p>
     <w:p>
       <w:pPr>
-        <w:pStyle w:val="Prrafodelista"/>
         <w:spacing w:after="0"/>
-        <w:ind w:left="0"/>
         <w:jc w:val="both"/>
         <w:rPr>
           <w:rFonts w:ascii="Dax-Regular" w:hAnsi="Dax-Regular"/>
@@ -184,9 +174,45 @@
     </w:p>
     <w:p>
       <w:pPr>
-        <w:pStyle w:val="Prrafodelista"/>
+        <w:pStyle w:val="Ttulo2"/>
+        <w:rPr>
+          <w:lang w:val="es-CO"/>
+        </w:rPr>
+      </w:pPr>
+      <w:r>
+        <w:rPr>
+          <w:lang w:val="es-CO"/>
+        </w:rPr>
+        <w:t>Descripción</w:t>
+      </w:r>
+    </w:p>
+    <w:p>
+      <w:pPr>
         <w:spacing w:after="0"/>
-        <w:ind w:left="0"/>
+        <w:jc w:val="both"/>
+        <w:rPr>
+          <w:rFonts w:ascii="Dax-Regular" w:hAnsi="Dax-Regular"/>
+          <w:lang w:val="es-CO"/>
+        </w:rPr>
+      </w:pPr>
+      <w:r>
+        <w:rPr>
+          <w:rFonts w:ascii="Dax-Regular" w:hAnsi="Dax-Regular"/>
+          <w:lang w:val="es-CO"/>
+        </w:rPr>
+        <w:t>El árbol binario de búsqueda almacena una entrada por cada llave distinta. En este laboratorio, la llave corresponde a una fecha y el valor asociado contiene los crímenes registrados para esa fecha. Por tanto, el número de elementos del árbol representa la cantidad de fechas distintas indexadas, mientras que la altura corresponde a la longitud del camino más largo desde la raíz hasta una hoja</w:t>
+      </w:r>
+      <w:r>
+        <w:rPr>
+          <w:rFonts w:ascii="Dax-Regular" w:hAnsi="Dax-Regular"/>
+          <w:lang w:val="es-CO"/>
+        </w:rPr>
+        <w:t>.</w:t>
+      </w:r>
+    </w:p>
+    <w:p>
+      <w:pPr>
+        <w:spacing w:after="0"/>
         <w:jc w:val="both"/>
         <w:rPr>
           <w:rFonts w:ascii="Dax-Regular" w:hAnsi="Dax-Regular"/>
@@ -232,6 +258,329 @@
     </w:p>
     <w:p>
       <w:pPr>
+        <w:spacing w:after="0"/>
+        <w:jc w:val="both"/>
+        <w:rPr>
+          <w:rFonts w:ascii="Dax-Regular" w:hAnsi="Dax-Regular"/>
+          <w:lang w:val="es-CO"/>
+        </w:rPr>
+      </w:pPr>
+    </w:p>
+    <w:p>
+      <w:pPr>
+        <w:pStyle w:val="Ttulo2"/>
+        <w:rPr>
+          <w:lang w:val="es-CO"/>
+        </w:rPr>
+      </w:pPr>
+      <w:r>
+        <w:rPr>
+          <w:lang w:val="es-CO"/>
+        </w:rPr>
+        <w:t>Descripción</w:t>
+      </w:r>
+    </w:p>
+    <w:p>
+      <w:pPr>
+        <w:rPr>
+          <w:lang w:val="es-CO"/>
+        </w:rPr>
+      </w:pPr>
+      <w:r>
+        <w:rPr>
+          <w:lang w:val="es-CO"/>
+        </w:rPr>
+        <w:t>La consulta consiste en recuperar los crímenes cuyas fechas están dentro de un intervalo. Un BST ordenado permite aprovechar la relación entre las llaves para descartar subárboles que quedan fuera del rango y visitar las fechas relevantes. Una tabla de hash, en cambio, no mantiene sus llaves ordenadas.</w:t>
+      </w:r>
+    </w:p>
+    <w:p>
+      <w:pPr>
+        <w:pStyle w:val="Ttulo2"/>
+      </w:pPr>
+      <w:proofErr w:type="spellStart"/>
+      <w:r>
+        <w:t>Análisis</w:t>
+      </w:r>
+      <w:proofErr w:type="spellEnd"/>
+      <w:r>
+        <w:t xml:space="preserve"> de </w:t>
+      </w:r>
+      <w:proofErr w:type="spellStart"/>
+      <w:r>
+        <w:t>complejidad</w:t>
+      </w:r>
+      <w:proofErr w:type="spellEnd"/>
+    </w:p>
+    <w:tbl>
+      <w:tblPr>
+        <w:tblStyle w:val="Tablaconcuadrcula"/>
+        <w:tblW w:w="0" w:type="auto"/>
+        <w:jc w:val="center"/>
+        <w:tblLook w:val="04A0" w:firstRow="1" w:lastRow="0" w:firstColumn="1" w:lastColumn="0" w:noHBand="0" w:noVBand="1"/>
+      </w:tblPr>
+      <w:tblGrid>
+        <w:gridCol w:w="4661"/>
+        <w:gridCol w:w="4689"/>
+      </w:tblGrid>
+      <w:tr>
+        <w:trPr>
+          <w:jc w:val="center"/>
+        </w:trPr>
+        <w:tc>
+          <w:tcPr>
+            <w:tcW w:w="4896" w:type="dxa"/>
+            <w:shd w:val="clear" w:color="auto" w:fill="365F91"/>
+            <w:vAlign w:val="center"/>
+          </w:tcPr>
+          <w:p>
+            <w:r>
+              <w:rPr>
+                <w:b/>
+                <w:color w:val="FFFFFF"/>
+                <w:sz w:val="18"/>
+              </w:rPr>
+              <w:t>Paso</w:t>
+            </w:r>
+          </w:p>
+        </w:tc>
+        <w:tc>
+          <w:tcPr>
+            <w:tcW w:w="4896" w:type="dxa"/>
+            <w:shd w:val="clear" w:color="auto" w:fill="365F91"/>
+            <w:vAlign w:val="center"/>
+          </w:tcPr>
+          <w:p>
+            <w:proofErr w:type="spellStart"/>
+            <w:r>
+              <w:rPr>
+                <w:b/>
+                <w:color w:val="FFFFFF"/>
+                <w:sz w:val="18"/>
+              </w:rPr>
+              <w:t>Complejidad</w:t>
+            </w:r>
+            <w:proofErr w:type="spellEnd"/>
+          </w:p>
+        </w:tc>
+      </w:tr>
+      <w:tr>
+        <w:trPr>
+          <w:jc w:val="center"/>
+        </w:trPr>
+        <w:tc>
+          <w:tcPr>
+            <w:tcW w:w="4896" w:type="dxa"/>
+            <w:vAlign w:val="center"/>
+          </w:tcPr>
+          <w:p>
+            <w:pPr>
+              <w:spacing w:after="40"/>
+              <w:rPr>
+                <w:lang w:val="es-CO"/>
+              </w:rPr>
+            </w:pPr>
+            <w:r>
+              <w:rPr>
+                <w:sz w:val="18"/>
+                <w:lang w:val="es-CO"/>
+              </w:rPr>
+              <w:t>BST: localizar y recorrer las fechas que pueden pertenecer al rango</w:t>
+            </w:r>
+          </w:p>
+        </w:tc>
+        <w:tc>
+          <w:tcPr>
+            <w:tcW w:w="4896" w:type="dxa"/>
+            <w:vAlign w:val="center"/>
+          </w:tcPr>
+          <w:p>
+            <w:pPr>
+              <w:spacing w:after="40"/>
+              <w:rPr>
+                <w:lang w:val="es-CO"/>
+              </w:rPr>
+            </w:pPr>
+            <w:proofErr w:type="gramStart"/>
+            <w:r>
+              <w:rPr>
+                <w:sz w:val="18"/>
+                <w:lang w:val="es-CO"/>
+              </w:rPr>
+              <w:t>O(</w:t>
+            </w:r>
+            <w:proofErr w:type="gramEnd"/>
+            <w:r>
+              <w:rPr>
+                <w:sz w:val="18"/>
+                <w:lang w:val="es-CO"/>
+              </w:rPr>
+              <w:t>h + k), aproximadamente, con h como altura del árbol y k como cantidad de llaves reportadas</w:t>
+            </w:r>
+          </w:p>
+        </w:tc>
+      </w:tr>
+      <w:tr>
+        <w:trPr>
+          <w:jc w:val="center"/>
+        </w:trPr>
+        <w:tc>
+          <w:tcPr>
+            <w:tcW w:w="4896" w:type="dxa"/>
+            <w:vAlign w:val="center"/>
+          </w:tcPr>
+          <w:p>
+            <w:pPr>
+              <w:spacing w:after="40"/>
+              <w:rPr>
+                <w:lang w:val="es-CO"/>
+              </w:rPr>
+            </w:pPr>
+            <w:r>
+              <w:rPr>
+                <w:sz w:val="18"/>
+                <w:lang w:val="es-CO"/>
+              </w:rPr>
+              <w:t>Hash: revisar todas las fechas almacenadas para identificar las que caen en el rango</w:t>
+            </w:r>
+          </w:p>
+        </w:tc>
+        <w:tc>
+          <w:tcPr>
+            <w:tcW w:w="4896" w:type="dxa"/>
+            <w:vAlign w:val="center"/>
+          </w:tcPr>
+          <w:p>
+            <w:pPr>
+              <w:spacing w:after="40"/>
+            </w:pPr>
+            <w:r>
+              <w:rPr>
+                <w:sz w:val="18"/>
+              </w:rPr>
+              <w:t xml:space="preserve">O(n), </w:t>
+            </w:r>
+            <w:proofErr w:type="spellStart"/>
+            <w:r>
+              <w:rPr>
+                <w:sz w:val="18"/>
+              </w:rPr>
+              <w:t>si</w:t>
+            </w:r>
+            <w:proofErr w:type="spellEnd"/>
+            <w:r>
+              <w:rPr>
+                <w:sz w:val="18"/>
+              </w:rPr>
+              <w:t xml:space="preserve"> no </w:t>
+            </w:r>
+            <w:proofErr w:type="spellStart"/>
+            <w:r>
+              <w:rPr>
+                <w:sz w:val="18"/>
+              </w:rPr>
+              <w:t>existe</w:t>
+            </w:r>
+            <w:proofErr w:type="spellEnd"/>
+            <w:r>
+              <w:rPr>
+                <w:sz w:val="18"/>
+              </w:rPr>
+              <w:t xml:space="preserve"> un </w:t>
+            </w:r>
+            <w:proofErr w:type="spellStart"/>
+            <w:r>
+              <w:rPr>
+                <w:sz w:val="18"/>
+              </w:rPr>
+              <w:t>índice</w:t>
+            </w:r>
+            <w:proofErr w:type="spellEnd"/>
+            <w:r>
+              <w:rPr>
+                <w:sz w:val="18"/>
+              </w:rPr>
+              <w:t xml:space="preserve"> </w:t>
+            </w:r>
+            <w:proofErr w:type="spellStart"/>
+            <w:r>
+              <w:rPr>
+                <w:sz w:val="18"/>
+              </w:rPr>
+              <w:t>adicional</w:t>
+            </w:r>
+            <w:proofErr w:type="spellEnd"/>
+            <w:r>
+              <w:rPr>
+                <w:sz w:val="18"/>
+              </w:rPr>
+              <w:t xml:space="preserve"> </w:t>
+            </w:r>
+            <w:proofErr w:type="spellStart"/>
+            <w:r>
+              <w:rPr>
+                <w:sz w:val="18"/>
+              </w:rPr>
+              <w:t>ordenado</w:t>
+            </w:r>
+            <w:proofErr w:type="spellEnd"/>
+          </w:p>
+        </w:tc>
+      </w:tr>
+    </w:tbl>
+    <w:p>
+      <w:pPr>
+        <w:pStyle w:val="Sinespaciado"/>
+      </w:pPr>
+    </w:p>
+    <w:p>
+      <w:pPr>
+        <w:pStyle w:val="Ttulo2"/>
+      </w:pPr>
+      <w:proofErr w:type="spellStart"/>
+      <w:r>
+        <w:t>Análisis</w:t>
+      </w:r>
+      <w:proofErr w:type="spellEnd"/>
+    </w:p>
+    <w:p>
+      <w:pPr>
+        <w:rPr>
+          <w:lang w:val="es-CO"/>
+        </w:rPr>
+      </w:pPr>
+      <w:r>
+        <w:rPr>
+          <w:lang w:val="es-CO"/>
+        </w:rPr>
+        <w:t xml:space="preserve">En general, el BST resulta más conveniente para consultas por rango porque el orden de las llaves permite evitar el recorrido de fechas que no cumplen la condición. Con una tabla de hash se puede buscar una fecha específica en tiempo promedio </w:t>
+      </w:r>
+      <w:proofErr w:type="gramStart"/>
+      <w:r>
+        <w:rPr>
+          <w:lang w:val="es-CO"/>
+        </w:rPr>
+        <w:t>O(</w:t>
+      </w:r>
+      <w:proofErr w:type="gramEnd"/>
+      <w:r>
+        <w:rPr>
+          <w:lang w:val="es-CO"/>
+        </w:rPr>
+        <w:t>1), pero eso no resuelve directamente un intervalo: habría que recorrer las llaves o consultar cada fecha posible. El tiempo exacto depende de la implementación y de la forma del árbol; un BST muy desbalanceado puede perder parte de esa ventaja.</w:t>
+      </w:r>
+    </w:p>
+    <w:p>
+      <w:pPr>
+        <w:pStyle w:val="Prrafodelista"/>
+        <w:ind w:left="0"/>
+        <w:rPr>
+          <w:rFonts w:ascii="Dax-Regular" w:hAnsi="Dax-Regular"/>
+          <w:lang w:val="es-CO"/>
+        </w:rPr>
+      </w:pPr>
+    </w:p>
+    <w:p>
+      <w:pPr>
         <w:pStyle w:val="Prrafodelista"/>
         <w:ind w:left="0"/>
         <w:rPr>
@@ -269,17 +618,332 @@
           <w:rFonts w:ascii="Dax-Regular" w:hAnsi="Dax-Regular"/>
           <w:lang w:val="es-CO"/>
         </w:rPr>
+        <w:lastRenderedPageBreak/>
         <w:t>¿Qué operación del TAD se utiliza para retornar una lista con la información encontrada en un rango de fechas?</w:t>
       </w:r>
     </w:p>
     <w:p>
       <w:pPr>
-        <w:pStyle w:val="Prrafodelista"/>
+        <w:spacing w:after="0"/>
+        <w:jc w:val="both"/>
         <w:rPr>
           <w:rFonts w:ascii="Dax-Regular" w:hAnsi="Dax-Regular"/>
           <w:lang w:val="es-CO"/>
         </w:rPr>
       </w:pPr>
+    </w:p>
+    <w:p>
+      <w:pPr>
+        <w:pStyle w:val="Ttulo2"/>
+        <w:rPr>
+          <w:lang w:val="es-CO"/>
+        </w:rPr>
+      </w:pPr>
+      <w:r>
+        <w:rPr>
+          <w:lang w:val="es-CO"/>
+        </w:rPr>
+        <w:t>Descripción</w:t>
+      </w:r>
+    </w:p>
+    <w:p>
+      <w:pPr>
+        <w:rPr>
+          <w:lang w:val="es-CO"/>
+        </w:rPr>
+      </w:pPr>
+      <w:r>
+        <w:rPr>
+          <w:lang w:val="es-CO"/>
+        </w:rPr>
+        <w:t xml:space="preserve">Se utiliza la operación </w:t>
+      </w:r>
+      <w:proofErr w:type="spellStart"/>
+      <w:proofErr w:type="gramStart"/>
+      <w:r>
+        <w:rPr>
+          <w:lang w:val="es-CO"/>
+        </w:rPr>
+        <w:t>values</w:t>
+      </w:r>
+      <w:proofErr w:type="spellEnd"/>
+      <w:r>
+        <w:rPr>
+          <w:lang w:val="es-CO"/>
+        </w:rPr>
+        <w:t>(</w:t>
+      </w:r>
+      <w:proofErr w:type="spellStart"/>
+      <w:proofErr w:type="gramEnd"/>
+      <w:r>
+        <w:rPr>
+          <w:lang w:val="es-CO"/>
+        </w:rPr>
+        <w:t>my_bst</w:t>
+      </w:r>
+      <w:proofErr w:type="spellEnd"/>
+      <w:r>
+        <w:rPr>
+          <w:lang w:val="es-CO"/>
+        </w:rPr>
+        <w:t xml:space="preserve">, </w:t>
+      </w:r>
+      <w:proofErr w:type="spellStart"/>
+      <w:r>
+        <w:rPr>
+          <w:lang w:val="es-CO"/>
+        </w:rPr>
+        <w:t>key_initial</w:t>
+      </w:r>
+      <w:proofErr w:type="spellEnd"/>
+      <w:r>
+        <w:rPr>
+          <w:lang w:val="es-CO"/>
+        </w:rPr>
+        <w:t xml:space="preserve">, </w:t>
+      </w:r>
+      <w:proofErr w:type="spellStart"/>
+      <w:r>
+        <w:rPr>
+          <w:lang w:val="es-CO"/>
+        </w:rPr>
+        <w:t>key_final</w:t>
+      </w:r>
+      <w:proofErr w:type="spellEnd"/>
+      <w:r>
+        <w:rPr>
+          <w:lang w:val="es-CO"/>
+        </w:rPr>
+        <w:t>), que retorna una lista con los valores asociados a las llaves comprendidas entre las fechas inicial y final. En este laboratorio, esos valores corresponden a las entradas o listas de crímenes asociados a cada fecha.</w:t>
+      </w:r>
+    </w:p>
+    <w:p>
+      <w:pPr>
+        <w:pStyle w:val="Ttulo2"/>
+      </w:pPr>
+      <w:proofErr w:type="spellStart"/>
+      <w:r>
+        <w:t>Análisis</w:t>
+      </w:r>
+      <w:proofErr w:type="spellEnd"/>
+      <w:r>
+        <w:t xml:space="preserve"> de </w:t>
+      </w:r>
+      <w:proofErr w:type="spellStart"/>
+      <w:r>
+        <w:t>complejidad</w:t>
+      </w:r>
+      <w:proofErr w:type="spellEnd"/>
+    </w:p>
+    <w:tbl>
+      <w:tblPr>
+        <w:tblStyle w:val="Tablaconcuadrcula"/>
+        <w:tblW w:w="0" w:type="auto"/>
+        <w:jc w:val="center"/>
+        <w:tblLook w:val="04A0" w:firstRow="1" w:lastRow="0" w:firstColumn="1" w:lastColumn="0" w:noHBand="0" w:noVBand="1"/>
+      </w:tblPr>
+      <w:tblGrid>
+        <w:gridCol w:w="4681"/>
+        <w:gridCol w:w="4669"/>
+      </w:tblGrid>
+      <w:tr>
+        <w:trPr>
+          <w:jc w:val="center"/>
+        </w:trPr>
+        <w:tc>
+          <w:tcPr>
+            <w:tcW w:w="4896" w:type="dxa"/>
+            <w:shd w:val="clear" w:color="auto" w:fill="365F91"/>
+            <w:vAlign w:val="center"/>
+          </w:tcPr>
+          <w:p>
+            <w:r>
+              <w:rPr>
+                <w:b/>
+                <w:color w:val="FFFFFF"/>
+                <w:sz w:val="18"/>
+              </w:rPr>
+              <w:t>Paso</w:t>
+            </w:r>
+          </w:p>
+        </w:tc>
+        <w:tc>
+          <w:tcPr>
+            <w:tcW w:w="4896" w:type="dxa"/>
+            <w:shd w:val="clear" w:color="auto" w:fill="365F91"/>
+            <w:vAlign w:val="center"/>
+          </w:tcPr>
+          <w:p>
+            <w:proofErr w:type="spellStart"/>
+            <w:r>
+              <w:rPr>
+                <w:b/>
+                <w:color w:val="FFFFFF"/>
+                <w:sz w:val="18"/>
+              </w:rPr>
+              <w:t>Complejidad</w:t>
+            </w:r>
+            <w:proofErr w:type="spellEnd"/>
+          </w:p>
+        </w:tc>
+      </w:tr>
+      <w:tr>
+        <w:trPr>
+          <w:jc w:val="center"/>
+        </w:trPr>
+        <w:tc>
+          <w:tcPr>
+            <w:tcW w:w="4896" w:type="dxa"/>
+            <w:vAlign w:val="center"/>
+          </w:tcPr>
+          <w:p>
+            <w:pPr>
+              <w:spacing w:after="40"/>
+              <w:rPr>
+                <w:lang w:val="es-CO"/>
+              </w:rPr>
+            </w:pPr>
+            <w:r>
+              <w:rPr>
+                <w:sz w:val="18"/>
+                <w:lang w:val="es-CO"/>
+              </w:rPr>
+              <w:t>Recorrer recursivamente las ramas que pueden contener fechas del rango</w:t>
+            </w:r>
+          </w:p>
+        </w:tc>
+        <w:tc>
+          <w:tcPr>
+            <w:tcW w:w="4896" w:type="dxa"/>
+            <w:vAlign w:val="center"/>
+          </w:tcPr>
+          <w:p>
+            <w:pPr>
+              <w:spacing w:after="40"/>
+              <w:rPr>
+                <w:lang w:val="es-CO"/>
+              </w:rPr>
+            </w:pPr>
+            <w:r>
+              <w:rPr>
+                <w:sz w:val="18"/>
+                <w:lang w:val="es-CO"/>
+              </w:rPr>
+              <w:t>Depende de la altura del BST y de las llaves visitadas; en el peor caso O(n)</w:t>
+            </w:r>
+          </w:p>
+        </w:tc>
+      </w:tr>
+      <w:tr>
+        <w:trPr>
+          <w:jc w:val="center"/>
+        </w:trPr>
+        <w:tc>
+          <w:tcPr>
+            <w:tcW w:w="4896" w:type="dxa"/>
+            <w:vAlign w:val="center"/>
+          </w:tcPr>
+          <w:p>
+            <w:pPr>
+              <w:spacing w:after="40"/>
+              <w:rPr>
+                <w:lang w:val="es-CO"/>
+              </w:rPr>
+            </w:pPr>
+            <w:r>
+              <w:rPr>
+                <w:sz w:val="18"/>
+                <w:lang w:val="es-CO"/>
+              </w:rPr>
+              <w:t>Agregar a la lista los valores de las llaves dentro del rango</w:t>
+            </w:r>
+          </w:p>
+        </w:tc>
+        <w:tc>
+          <w:tcPr>
+            <w:tcW w:w="4896" w:type="dxa"/>
+            <w:vAlign w:val="center"/>
+          </w:tcPr>
+          <w:p>
+            <w:pPr>
+              <w:spacing w:after="40"/>
+              <w:rPr>
+                <w:lang w:val="es-CO"/>
+              </w:rPr>
+            </w:pPr>
+            <w:r>
+              <w:rPr>
+                <w:sz w:val="18"/>
+                <w:lang w:val="es-CO"/>
+              </w:rPr>
+              <w:t>O(k) inserciones, donde k es el número de fechas reportadas, sin contar el costo interno específico de la lista</w:t>
+            </w:r>
+          </w:p>
+        </w:tc>
+      </w:tr>
+    </w:tbl>
+    <w:p>
+      <w:pPr>
+        <w:pStyle w:val="Sinespaciado"/>
+        <w:rPr>
+          <w:lang w:val="es-CO"/>
+        </w:rPr>
+      </w:pPr>
+    </w:p>
+    <w:p>
+      <w:pPr>
+        <w:pStyle w:val="Ttulo2"/>
+        <w:rPr>
+          <w:lang w:val="es-CO"/>
+        </w:rPr>
+      </w:pPr>
+      <w:r>
+        <w:rPr>
+          <w:lang w:val="es-CO"/>
+        </w:rPr>
+        <w:t>Análisis</w:t>
+      </w:r>
+    </w:p>
+    <w:p>
+      <w:pPr>
+        <w:rPr>
+          <w:lang w:val="es-CO"/>
+        </w:rPr>
+      </w:pPr>
+      <w:r>
+        <w:rPr>
+          <w:lang w:val="es-CO"/>
+        </w:rPr>
+        <w:t xml:space="preserve">La función </w:t>
+      </w:r>
+      <w:proofErr w:type="spellStart"/>
+      <w:r>
+        <w:rPr>
+          <w:lang w:val="es-CO"/>
+        </w:rPr>
+        <w:t>values</w:t>
+      </w:r>
+      <w:proofErr w:type="spellEnd"/>
+      <w:r>
+        <w:rPr>
+          <w:lang w:val="es-CO"/>
+        </w:rPr>
+        <w:t xml:space="preserve"> actúa como máscara y utiliza </w:t>
+      </w:r>
+      <w:proofErr w:type="spellStart"/>
+      <w:r>
+        <w:rPr>
+          <w:lang w:val="es-CO"/>
+        </w:rPr>
+        <w:t>values_range</w:t>
+      </w:r>
+      <w:proofErr w:type="spellEnd"/>
+      <w:r>
+        <w:rPr>
+          <w:lang w:val="es-CO"/>
+        </w:rPr>
+        <w:t xml:space="preserve"> para recorrer el árbol. La condición de rango permite visitar el subárbol izquierdo solo cuando puede contener llaves mayores o iguales al límite inferior, y el derecho cuando puede contener llaves menores o iguales al límite superior. Cuando la llave actual está dentro del intervalo, se agrega su valor a la lista resultado. Así se obtiene la información asociada a las fechas solicitadas en lugar de recorrer necesariamente todas las fechas.</w:t>
+      </w:r>
     </w:p>
     <w:p>
       <w:pPr>
@@ -1706,7 +2370,7 @@
     <w:lsdException w:name="Table Web 2" w:semiHidden="1" w:unhideWhenUsed="1"/>
     <w:lsdException w:name="Table Web 3" w:semiHidden="1" w:unhideWhenUsed="1"/>
     <w:lsdException w:name="Balloon Text" w:semiHidden="1" w:unhideWhenUsed="1"/>
-    <w:lsdException w:name="Table Grid" w:uiPriority="39"/>
+    <w:lsdException w:name="Table Grid" w:uiPriority="59"/>
     <w:lsdException w:name="Table Theme" w:semiHidden="1" w:unhideWhenUsed="1"/>
     <w:lsdException w:name="Placeholder Text" w:semiHidden="1"/>
     <w:lsdException w:name="No Spacing" w:uiPriority="1" w:qFormat="1"/>
@@ -1933,9 +2597,6 @@
     <w:name w:val="Normal"/>
     <w:qFormat/>
     <w:rsid w:val="003B5453"/>
-    <w:rPr>
-      <w:noProof/>
-    </w:rPr>
   </w:style>
   <w:style w:type="paragraph" w:styleId="Ttulo1">
     <w:name w:val="heading 1"/>
@@ -1983,7 +2644,6 @@
   <w:style w:type="character" w:default="1" w:styleId="Fuentedeprrafopredeter">
     <w:name w:val="Default Paragraph Font"/>
     <w:uiPriority w:val="1"/>
-    <w:semiHidden/>
     <w:unhideWhenUsed/>
   </w:style>
   <w:style w:type="table" w:default="1" w:styleId="Tablanormal">
@@ -2052,9 +2712,6 @@
       <w:ind w:left="720"/>
       <w:contextualSpacing/>
     </w:pPr>
-    <w:rPr>
-      <w:noProof w:val="0"/>
-    </w:rPr>
   </w:style>
   <w:style w:type="character" w:styleId="Refdecomentario">
     <w:name w:val="annotation reference"/>
@@ -2080,7 +2737,6 @@
       <w:spacing w:line="240" w:lineRule="auto"/>
     </w:pPr>
     <w:rPr>
-      <w:noProof w:val="0"/>
       <w:sz w:val="20"/>
       <w:szCs w:val="20"/>
     </w:rPr>
@@ -2111,7 +2767,6 @@
     <w:rPr>
       <w:i/>
       <w:iCs/>
-      <w:noProof w:val="0"/>
       <w:color w:val="44546A" w:themeColor="text2"/>
       <w:sz w:val="18"/>
       <w:szCs w:val="18"/>
@@ -2219,6 +2874,37 @@
       <w:sz w:val="26"/>
       <w:szCs w:val="26"/>
     </w:rPr>
+  </w:style>
+  <w:style w:type="table" w:styleId="Tablaconcuadrcula">
+    <w:name w:val="Table Grid"/>
+    <w:basedOn w:val="Tablanormal"/>
+    <w:uiPriority w:val="59"/>
+    <w:rsid w:val="007B7B41"/>
+    <w:pPr>
+      <w:spacing w:after="0" w:line="240" w:lineRule="auto"/>
+    </w:pPr>
+    <w:rPr>
+      <w:lang w:eastAsia="en-US"/>
+    </w:rPr>
+    <w:tblPr>
+      <w:tblBorders>
+        <w:top w:val="single" w:sz="4" w:space="0" w:color="auto"/>
+        <w:left w:val="single" w:sz="4" w:space="0" w:color="auto"/>
+        <w:bottom w:val="single" w:sz="4" w:space="0" w:color="auto"/>
+        <w:right w:val="single" w:sz="4" w:space="0" w:color="auto"/>
+        <w:insideH w:val="single" w:sz="4" w:space="0" w:color="auto"/>
+        <w:insideV w:val="single" w:sz="4" w:space="0" w:color="auto"/>
+      </w:tblBorders>
+    </w:tblPr>
+  </w:style>
+  <w:style w:type="paragraph" w:styleId="Sinespaciado">
+    <w:name w:val="No Spacing"/>
+    <w:uiPriority w:val="1"/>
+    <w:qFormat/>
+    <w:rsid w:val="007B7B41"/>
+    <w:pPr>
+      <w:spacing w:after="0" w:line="240" w:lineRule="auto"/>
+    </w:pPr>
   </w:style>
 </w:styles>
 </file>
@@ -2519,26 +3205,6 @@
 </file>
 
 <file path=customXml/item1.xml><?xml version="1.0" encoding="utf-8"?>
-<?mso-contentType ?>
-<FormTemplates xmlns="http://schemas.microsoft.com/sharepoint/v3/contenttype/forms">
-  <Display>DocumentLibraryForm</Display>
-  <Edit>DocumentLibraryForm</Edit>
-  <New>DocumentLibraryForm</New>
-</FormTemplates>
-</file>
-
-<file path=customXml/item2.xml><?xml version="1.0" encoding="utf-8"?>
-<p:properties xmlns:p="http://schemas.microsoft.com/office/2006/metadata/properties" xmlns:xsi="http://www.w3.org/2001/XMLSchema-instance" xmlns:pc="http://schemas.microsoft.com/office/infopath/2007/PartnerControls">
-  <documentManagement>
-    <TaxCatchAll xmlns="85e30bcc-d76c-4413-8e4d-2dce22fb0743" xsi:nil="true"/>
-    <lcf76f155ced4ddcb4097134ff3c332f xmlns="164883f8-7691-4ecf-b54a-664c0d0edefe">
-      <Terms xmlns="http://schemas.microsoft.com/office/infopath/2007/PartnerControls"/>
-    </lcf76f155ced4ddcb4097134ff3c332f>
-  </documentManagement>
-</p:properties>
-</file>
-
-<file path=customXml/item3.xml><?xml version="1.0" encoding="utf-8"?>
 <ct:contentTypeSchema xmlns:ct="http://schemas.microsoft.com/office/2006/metadata/contentType" xmlns:ma="http://schemas.microsoft.com/office/2006/metadata/properties/metaAttributes" ct:_="" ma:_="" ma:contentTypeName="Documento" ma:contentTypeID="0x01010023858CF01A2EF24688B692775F4C60A4" ma:contentTypeVersion="17" ma:contentTypeDescription="Crear nuevo documento." ma:contentTypeScope="" ma:versionID="af74a0f8eb440a60883e9dd833f0742f">
   <xsd:schema xmlns:xsd="http://www.w3.org/2001/XMLSchema" xmlns:xs="http://www.w3.org/2001/XMLSchema" xmlns:p="http://schemas.microsoft.com/office/2006/metadata/properties" xmlns:ns2="164883f8-7691-4ecf-b54a-664c0d0edefe" xmlns:ns3="85e30bcc-d76c-4413-8e4d-2dce22fb0743" targetNamespace="http://schemas.microsoft.com/office/2006/metadata/properties" ma:root="true" ma:fieldsID="f5ceeff32ffca1089660572a8ebd1782" ns2:_="" ns3:_="">
     <xsd:import namespace="164883f8-7691-4ecf-b54a-664c0d0edefe"/>
@@ -2787,10 +3453,41 @@
 </ct:contentTypeSchema>
 </file>
 
+<file path=customXml/item2.xml><?xml version="1.0" encoding="utf-8"?>
+<p:properties xmlns:p="http://schemas.microsoft.com/office/2006/metadata/properties" xmlns:xsi="http://www.w3.org/2001/XMLSchema-instance" xmlns:pc="http://schemas.microsoft.com/office/infopath/2007/PartnerControls">
+  <documentManagement>
+    <TaxCatchAll xmlns="85e30bcc-d76c-4413-8e4d-2dce22fb0743" xsi:nil="true"/>
+    <lcf76f155ced4ddcb4097134ff3c332f xmlns="164883f8-7691-4ecf-b54a-664c0d0edefe">
+      <Terms xmlns="http://schemas.microsoft.com/office/infopath/2007/PartnerControls"/>
+    </lcf76f155ced4ddcb4097134ff3c332f>
+  </documentManagement>
+</p:properties>
+</file>
+
+<file path=customXml/item3.xml><?xml version="1.0" encoding="utf-8"?>
+<?mso-contentType ?>
+<FormTemplates xmlns="http://schemas.microsoft.com/sharepoint/v3/contenttype/forms">
+  <Display>DocumentLibraryForm</Display>
+  <Edit>DocumentLibraryForm</Edit>
+  <New>DocumentLibraryForm</New>
+</FormTemplates>
+</file>
+
 <file path=customXml/itemProps1.xml><?xml version="1.0" encoding="utf-8"?>
-<ds:datastoreItem xmlns:ds="http://schemas.openxmlformats.org/officeDocument/2006/customXml" ds:itemID="{1F59EA8B-1FA8-40D2-A8B0-61B9CE1E4579}">
+<ds:datastoreItem xmlns:ds="http://schemas.openxmlformats.org/officeDocument/2006/customXml" ds:itemID="{84308E8E-45E8-4576-AFDB-330AF0432F54}">
   <ds:schemaRefs>
-    <ds:schemaRef ds:uri="http://schemas.microsoft.com/sharepoint/v3/contenttype/forms"/>
+    <ds:schemaRef ds:uri="http://schemas.microsoft.com/office/2006/metadata/contentType"/>
+    <ds:schemaRef ds:uri="http://schemas.microsoft.com/office/2006/metadata/properties/metaAttributes"/>
+    <ds:schemaRef ds:uri="http://www.w3.org/2001/XMLSchema"/>
+    <ds:schemaRef ds:uri="http://schemas.microsoft.com/office/2006/metadata/properties"/>
+    <ds:schemaRef ds:uri="164883f8-7691-4ecf-b54a-664c0d0edefe"/>
+    <ds:schemaRef ds:uri="85e30bcc-d76c-4413-8e4d-2dce22fb0743"/>
+    <ds:schemaRef ds:uri="http://schemas.microsoft.com/office/2006/documentManagement/types"/>
+    <ds:schemaRef ds:uri="http://schemas.microsoft.com/office/infopath/2007/PartnerControls"/>
+    <ds:schemaRef ds:uri="http://schemas.openxmlformats.org/package/2006/metadata/core-properties"/>
+    <ds:schemaRef ds:uri="http://purl.org/dc/elements/1.1/"/>
+    <ds:schemaRef ds:uri="http://purl.org/dc/terms/"/>
+    <ds:schemaRef ds:uri="http://schemas.microsoft.com/internal/obd"/>
   </ds:schemaRefs>
 </ds:datastoreItem>
 </file>
@@ -2807,20 +3504,9 @@
 </file>
 
 <file path=customXml/itemProps3.xml><?xml version="1.0" encoding="utf-8"?>
-<ds:datastoreItem xmlns:ds="http://schemas.openxmlformats.org/officeDocument/2006/customXml" ds:itemID="{84308E8E-45E8-4576-AFDB-330AF0432F54}">
+<ds:datastoreItem xmlns:ds="http://schemas.openxmlformats.org/officeDocument/2006/customXml" ds:itemID="{1F59EA8B-1FA8-40D2-A8B0-61B9CE1E4579}">
   <ds:schemaRefs>
-    <ds:schemaRef ds:uri="http://schemas.microsoft.com/office/2006/metadata/contentType"/>
-    <ds:schemaRef ds:uri="http://schemas.microsoft.com/office/2006/metadata/properties/metaAttributes"/>
-    <ds:schemaRef ds:uri="http://www.w3.org/2001/XMLSchema"/>
-    <ds:schemaRef ds:uri="http://schemas.microsoft.com/office/2006/metadata/properties"/>
-    <ds:schemaRef ds:uri="164883f8-7691-4ecf-b54a-664c0d0edefe"/>
-    <ds:schemaRef ds:uri="85e30bcc-d76c-4413-8e4d-2dce22fb0743"/>
-    <ds:schemaRef ds:uri="http://schemas.microsoft.com/office/2006/documentManagement/types"/>
-    <ds:schemaRef ds:uri="http://schemas.microsoft.com/office/infopath/2007/PartnerControls"/>
-    <ds:schemaRef ds:uri="http://schemas.openxmlformats.org/package/2006/metadata/core-properties"/>
-    <ds:schemaRef ds:uri="http://purl.org/dc/elements/1.1/"/>
-    <ds:schemaRef ds:uri="http://purl.org/dc/terms/"/>
-    <ds:schemaRef ds:uri="http://schemas.microsoft.com/internal/obd"/>
+    <ds:schemaRef ds:uri="http://schemas.microsoft.com/sharepoint/v3/contenttype/forms"/>
   </ds:schemaRefs>
 </ds:datastoreItem>
 </file>